--- a/templates/standard_template.docx
+++ b/templates/standard_template.docx
@@ -2,7 +2,18 @@
 <file path=word/document.xml><?xml version="1.0" encoding="utf-8"?>
 <w:document xmlns:wpc="http://schemas.microsoft.com/office/word/2010/wordprocessingCanvas" xmlns:cx="http://schemas.microsoft.com/office/drawing/2014/chartex" xmlns:cx1="http://schemas.microsoft.com/office/drawing/2015/9/8/chartex" xmlns:cx2="http://schemas.microsoft.com/office/drawing/2015/10/21/chartex" xmlns:cx3="http://schemas.microsoft.com/office/drawing/2016/5/9/chartex" xmlns:cx4="http://schemas.microsoft.com/office/drawing/2016/5/10/chartex" xmlns:cx5="http://schemas.microsoft.com/office/drawing/2016/5/11/chartex" xmlns:cx6="http://schemas.microsoft.com/office/drawing/2016/5/12/chartex" xmlns:cx7="http://schemas.microsoft.com/office/drawing/2016/5/13/chartex" xmlns:cx8="http://schemas.microsoft.com/office/drawing/2016/5/14/chartex" xmlns:mc="http://schemas.openxmlformats.org/markup-compatibility/2006" xmlns:aink="http://schemas.microsoft.com/office/drawing/2016/ink" xmlns:am3d="http://schemas.microsoft.com/office/drawing/2017/model3d" xmlns:o="urn:schemas-microsoft-com:office:office" xmlns:oel="http://schemas.microsoft.com/office/2019/extlst" xmlns:r="http://schemas.openxmlformats.org/officeDocument/2006/relationships" xmlns:m="http://schemas.openxmlformats.org/officeDocument/2006/math" xmlns:v="urn:schemas-microsoft-com:vml" xmlns:wp14="http://schemas.microsoft.com/office/word/2010/wordprocessingDrawing" xmlns:wp="http://schemas.openxmlformats.org/drawingml/2006/wordprocessingDrawing" xmlns:w10="urn:schemas-microsoft-com:office:word" xmlns:w="http://schemas.openxmlformats.org/wordprocessingml/2006/main" xmlns:w14="http://schemas.microsoft.com/office/word/2010/wordml" xmlns:w15="http://schemas.microsoft.com/office/word/2012/wordml" xmlns:w16cex="http://schemas.microsoft.com/office/word/2018/wordml/cex" xmlns:w16cid="http://schemas.microsoft.com/office/word/2016/wordml/cid" xmlns:w16="http://schemas.microsoft.com/office/word/2018/wordml" xmlns:w16du="http://schemas.microsoft.com/office/word/2023/wordml/word16du" xmlns:w16sdtdh="http://schemas.microsoft.com/office/word/2020/wordml/sdtdatahash" xmlns:w16sdtfl="http://schemas.microsoft.com/office/word/2024/wordml/sdtformatlock" xmlns:w16se="http://schemas.microsoft.com/office/word/2015/wordml/symex" xmlns:wpg="http://schemas.microsoft.com/office/word/2010/wordprocessingGroup" xmlns:wpi="http://schemas.microsoft.com/office/word/2010/wordprocessingInk" xmlns:wne="http://schemas.microsoft.com/office/word/2006/wordml" xmlns:wps="http://schemas.microsoft.com/office/word/2010/wordprocessingShape" mc:Ignorable="w14 w15 w16se w16cid w16 w16cex w16sdtdh w16sdtfl w16du wp14">
   <w:body>
-    <w:p/>
+    <w:p>
+      <w:pPr>
+        <w:pStyle w:val="30"/>
+        <w:numPr>
+          <w:ilvl w:val="0"/>
+          <w:numId w:val="0"/>
+        </w:numPr>
+        <w:rPr>
+          <w:rFonts w:hint="eastAsia"/>
+        </w:rPr>
+      </w:pPr>
+    </w:p>
     <w:sectPr>
       <w:pgSz w:w="11906" w:h="16838"/>
       <w:pgMar w:top="1440" w:right="1800" w:bottom="1440" w:left="1800" w:header="851" w:footer="992" w:gutter="0"/>
@@ -451,11 +462,10 @@
   <w:abstractNum w:abstractNumId="5" w15:restartNumberingAfterBreak="0">
     <w:nsid w:val="0C472A10"/>
     <w:multiLevelType w:val="multilevel"/>
-    <w:tmpl w:val="2FB47A04"/>
+    <w:tmpl w:val="0234ED8A"/>
     <w:lvl w:ilvl="0">
       <w:start w:val="1"/>
       <w:numFmt w:val="decimal"/>
-      <w:pStyle w:val="1"/>
       <w:lvlText w:val="%1"/>
       <w:lvlJc w:val="left"/>
       <w:pPr>
@@ -465,7 +475,6 @@
     <w:lvl w:ilvl="1">
       <w:start w:val="1"/>
       <w:numFmt w:val="decimal"/>
-      <w:pStyle w:val="2"/>
       <w:lvlText w:val="%1.%2"/>
       <w:lvlJc w:val="left"/>
       <w:pPr>
@@ -973,7 +982,7 @@
     <w:nsid w:val="19D54187"/>
     <w:multiLevelType w:val="multilevel"/>
     <w:tmpl w:val="4DF89E74"/>
-    <w:styleLink w:val="10"/>
+    <w:styleLink w:val="1"/>
     <w:lvl w:ilvl="0">
       <w:start w:val="1"/>
       <w:numFmt w:val="none"/>
@@ -1749,7 +1758,6 @@
     <w:lvl w:ilvl="0">
       <w:start w:val="1"/>
       <w:numFmt w:val="decimal"/>
-      <w:pStyle w:val="a"/>
       <w:lvlText w:val="%1."/>
       <w:lvlJc w:val="left"/>
       <w:pPr>
@@ -1762,7 +1770,6 @@
     <w:lvl w:ilvl="1">
       <w:start w:val="1"/>
       <w:numFmt w:val="decimal"/>
-      <w:pStyle w:val="a0"/>
       <w:lvlText w:val="%1.%2."/>
       <w:lvlJc w:val="left"/>
       <w:pPr>
@@ -1775,7 +1782,6 @@
     <w:lvl w:ilvl="2">
       <w:start w:val="1"/>
       <w:numFmt w:val="decimal"/>
-      <w:pStyle w:val="a1"/>
       <w:lvlText w:val="%1.%2.%3."/>
       <w:lvlJc w:val="left"/>
       <w:pPr>
@@ -1788,7 +1794,6 @@
     <w:lvl w:ilvl="3">
       <w:start w:val="1"/>
       <w:numFmt w:val="decimal"/>
-      <w:pStyle w:val="a2"/>
       <w:lvlText w:val="%1.%2.%3.%4."/>
       <w:lvlJc w:val="left"/>
       <w:pPr>
@@ -3353,6 +3358,93 @@
     </w:lvl>
   </w:abstractNum>
   <w:abstractNum w:abstractNumId="36" w15:restartNumberingAfterBreak="0">
+    <w:nsid w:val="5BF51221"/>
+    <w:multiLevelType w:val="multilevel"/>
+    <w:tmpl w:val="2A5C8218"/>
+    <w:styleLink w:val="25"/>
+    <w:lvl w:ilvl="0">
+      <w:start w:val="1"/>
+      <w:numFmt w:val="decimal"/>
+      <w:lvlText w:val="%1"/>
+      <w:lvlJc w:val="left"/>
+      <w:pPr>
+        <w:ind w:left="432" w:hanging="432"/>
+      </w:pPr>
+    </w:lvl>
+    <w:lvl w:ilvl="1">
+      <w:start w:val="1"/>
+      <w:numFmt w:val="decimal"/>
+      <w:lvlText w:val="%1.%2"/>
+      <w:lvlJc w:val="left"/>
+      <w:pPr>
+        <w:ind w:left="576" w:hanging="576"/>
+      </w:pPr>
+    </w:lvl>
+    <w:lvl w:ilvl="2">
+      <w:start w:val="1"/>
+      <w:numFmt w:val="decimal"/>
+      <w:lvlText w:val="%1.%2.%3"/>
+      <w:lvlJc w:val="left"/>
+      <w:pPr>
+        <w:ind w:left="720" w:hanging="720"/>
+      </w:pPr>
+    </w:lvl>
+    <w:lvl w:ilvl="3">
+      <w:start w:val="1"/>
+      <w:numFmt w:val="decimal"/>
+      <w:lvlText w:val="%1.%2.%3.%4"/>
+      <w:lvlJc w:val="left"/>
+      <w:pPr>
+        <w:ind w:left="864" w:hanging="864"/>
+      </w:pPr>
+    </w:lvl>
+    <w:lvl w:ilvl="4">
+      <w:start w:val="1"/>
+      <w:numFmt w:val="decimal"/>
+      <w:lvlText w:val="%1.%2.%3.%4.%5"/>
+      <w:lvlJc w:val="left"/>
+      <w:pPr>
+        <w:ind w:left="1008" w:hanging="1008"/>
+      </w:pPr>
+    </w:lvl>
+    <w:lvl w:ilvl="5">
+      <w:start w:val="1"/>
+      <w:numFmt w:val="decimal"/>
+      <w:lvlText w:val="%1.%2.%3.%4.%5.%6"/>
+      <w:lvlJc w:val="left"/>
+      <w:pPr>
+        <w:ind w:left="1152" w:hanging="1152"/>
+      </w:pPr>
+    </w:lvl>
+    <w:lvl w:ilvl="6">
+      <w:start w:val="1"/>
+      <w:numFmt w:val="decimal"/>
+      <w:lvlText w:val="%1.%2.%3.%4.%5.%6.%7"/>
+      <w:lvlJc w:val="left"/>
+      <w:pPr>
+        <w:ind w:left="1296" w:hanging="1296"/>
+      </w:pPr>
+    </w:lvl>
+    <w:lvl w:ilvl="7">
+      <w:start w:val="1"/>
+      <w:numFmt w:val="decimal"/>
+      <w:lvlText w:val="%1.%2.%3.%4.%5.%6.%7.%8"/>
+      <w:lvlJc w:val="left"/>
+      <w:pPr>
+        <w:ind w:left="1440" w:hanging="1440"/>
+      </w:pPr>
+    </w:lvl>
+    <w:lvl w:ilvl="8">
+      <w:start w:val="1"/>
+      <w:numFmt w:val="decimal"/>
+      <w:lvlText w:val="%1.%2.%3.%4.%5.%6.%7.%8.%9"/>
+      <w:lvlJc w:val="left"/>
+      <w:pPr>
+        <w:ind w:left="1584" w:hanging="1584"/>
+      </w:pPr>
+    </w:lvl>
+  </w:abstractNum>
+  <w:abstractNum w:abstractNumId="37" w15:restartNumberingAfterBreak="0">
     <w:nsid w:val="5F366312"/>
     <w:multiLevelType w:val="multilevel"/>
     <w:tmpl w:val="306ACCFE"/>
@@ -3439,11 +3531,11 @@
       </w:pPr>
     </w:lvl>
   </w:abstractNum>
-  <w:abstractNum w:abstractNumId="37" w15:restartNumberingAfterBreak="0">
+  <w:abstractNum w:abstractNumId="38" w15:restartNumberingAfterBreak="0">
     <w:nsid w:val="5FF16A9E"/>
     <w:multiLevelType w:val="multilevel"/>
     <w:tmpl w:val="4D46C89A"/>
-    <w:styleLink w:val="22"/>
+    <w:styleLink w:val="2"/>
     <w:lvl w:ilvl="0">
       <w:start w:val="1"/>
       <w:numFmt w:val="none"/>
@@ -3553,7 +3645,7 @@
       </w:rPr>
     </w:lvl>
   </w:abstractNum>
-  <w:abstractNum w:abstractNumId="38" w15:restartNumberingAfterBreak="0">
+  <w:abstractNum w:abstractNumId="39" w15:restartNumberingAfterBreak="0">
     <w:nsid w:val="610256D5"/>
     <w:multiLevelType w:val="multilevel"/>
     <w:tmpl w:val="306ACCFE"/>
@@ -3640,11 +3732,11 @@
       </w:pPr>
     </w:lvl>
   </w:abstractNum>
-  <w:abstractNum w:abstractNumId="39" w15:restartNumberingAfterBreak="0">
+  <w:abstractNum w:abstractNumId="40" w15:restartNumberingAfterBreak="0">
     <w:nsid w:val="63102CB1"/>
     <w:multiLevelType w:val="multilevel"/>
     <w:tmpl w:val="E284762E"/>
-    <w:styleLink w:val="100"/>
+    <w:styleLink w:val="10"/>
     <w:lvl w:ilvl="0">
       <w:start w:val="1"/>
       <w:numFmt w:val="decimal"/>
@@ -3727,13 +3819,14 @@
       </w:pPr>
     </w:lvl>
   </w:abstractNum>
-  <w:abstractNum w:abstractNumId="40" w15:restartNumberingAfterBreak="0">
+  <w:abstractNum w:abstractNumId="41" w15:restartNumberingAfterBreak="0">
     <w:nsid w:val="63EE5FF4"/>
     <w:multiLevelType w:val="multilevel"/>
-    <w:tmpl w:val="2A5C8218"/>
+    <w:tmpl w:val="EA22ADE4"/>
     <w:lvl w:ilvl="0">
       <w:start w:val="1"/>
       <w:numFmt w:val="decimal"/>
+      <w:pStyle w:val="1a"/>
       <w:lvlText w:val="%1"/>
       <w:lvlJc w:val="left"/>
       <w:pPr>
@@ -3743,6 +3836,7 @@
     <w:lvl w:ilvl="1">
       <w:start w:val="1"/>
       <w:numFmt w:val="decimal"/>
+      <w:pStyle w:val="22"/>
       <w:lvlText w:val="%1.%2"/>
       <w:lvlJc w:val="left"/>
       <w:pPr>
@@ -3762,6 +3856,7 @@
     <w:lvl w:ilvl="3">
       <w:start w:val="1"/>
       <w:numFmt w:val="decimal"/>
+      <w:pStyle w:val="4"/>
       <w:lvlText w:val="%1.%2.%3.%4"/>
       <w:lvlJc w:val="left"/>
       <w:pPr>
@@ -3771,6 +3866,7 @@
     <w:lvl w:ilvl="4">
       <w:start w:val="1"/>
       <w:numFmt w:val="decimal"/>
+      <w:pStyle w:val="5"/>
       <w:lvlText w:val="%1.%2.%3.%4.%5"/>
       <w:lvlJc w:val="left"/>
       <w:pPr>
@@ -3780,6 +3876,7 @@
     <w:lvl w:ilvl="5">
       <w:start w:val="1"/>
       <w:numFmt w:val="decimal"/>
+      <w:pStyle w:val="60"/>
       <w:lvlText w:val="%1.%2.%3.%4.%5.%6"/>
       <w:lvlJc w:val="left"/>
       <w:pPr>
@@ -3789,6 +3886,7 @@
     <w:lvl w:ilvl="6">
       <w:start w:val="1"/>
       <w:numFmt w:val="decimal"/>
+      <w:pStyle w:val="70"/>
       <w:lvlText w:val="%1.%2.%3.%4.%5.%6.%7"/>
       <w:lvlJc w:val="left"/>
       <w:pPr>
@@ -3798,6 +3896,7 @@
     <w:lvl w:ilvl="7">
       <w:start w:val="1"/>
       <w:numFmt w:val="decimal"/>
+      <w:pStyle w:val="80"/>
       <w:lvlText w:val="%1.%2.%3.%4.%5.%6.%7.%8"/>
       <w:lvlJc w:val="left"/>
       <w:pPr>
@@ -3807,6 +3906,7 @@
     <w:lvl w:ilvl="8">
       <w:start w:val="1"/>
       <w:numFmt w:val="decimal"/>
+      <w:pStyle w:val="90"/>
       <w:lvlText w:val="%1.%2.%3.%4.%5.%6.%7.%8.%9"/>
       <w:lvlJc w:val="left"/>
       <w:pPr>
@@ -3814,11 +3914,11 @@
       </w:pPr>
     </w:lvl>
   </w:abstractNum>
-  <w:abstractNum w:abstractNumId="41" w15:restartNumberingAfterBreak="0">
+  <w:abstractNum w:abstractNumId="42" w15:restartNumberingAfterBreak="0">
     <w:nsid w:val="666F0D91"/>
     <w:multiLevelType w:val="multilevel"/>
     <w:tmpl w:val="54A6B5A8"/>
-    <w:styleLink w:val="5"/>
+    <w:styleLink w:val="50"/>
     <w:lvl w:ilvl="0">
       <w:start w:val="1"/>
       <w:numFmt w:val="none"/>
@@ -3928,10 +4028,10 @@
       </w:rPr>
     </w:lvl>
   </w:abstractNum>
-  <w:abstractNum w:abstractNumId="42" w15:restartNumberingAfterBreak="0">
+  <w:abstractNum w:abstractNumId="43" w15:restartNumberingAfterBreak="0">
     <w:nsid w:val="68C40573"/>
     <w:multiLevelType w:val="multilevel"/>
-    <w:tmpl w:val="654CA6A2"/>
+    <w:tmpl w:val="791CA146"/>
     <w:lvl w:ilvl="0">
       <w:start w:val="1"/>
       <w:numFmt w:val="decimal"/>
@@ -3962,7 +4062,6 @@
     <w:lvl w:ilvl="3">
       <w:start w:val="1"/>
       <w:numFmt w:val="decimal"/>
-      <w:pStyle w:val="4"/>
       <w:lvlText w:val="%1.%2.%3.%4."/>
       <w:lvlJc w:val="left"/>
       <w:pPr>
@@ -4015,7 +4114,7 @@
       </w:pPr>
     </w:lvl>
   </w:abstractNum>
-  <w:abstractNum w:abstractNumId="43" w15:restartNumberingAfterBreak="0">
+  <w:abstractNum w:abstractNumId="44" w15:restartNumberingAfterBreak="0">
     <w:nsid w:val="6F3C307C"/>
     <w:multiLevelType w:val="multilevel"/>
     <w:tmpl w:val="3A4E2268"/>
@@ -4101,7 +4200,7 @@
       </w:pPr>
     </w:lvl>
   </w:abstractNum>
-  <w:abstractNum w:abstractNumId="44" w15:restartNumberingAfterBreak="0">
+  <w:abstractNum w:abstractNumId="45" w15:restartNumberingAfterBreak="0">
     <w:nsid w:val="714110BD"/>
     <w:multiLevelType w:val="multilevel"/>
     <w:tmpl w:val="D9F2B7A8"/>
@@ -4187,7 +4286,7 @@
       </w:pPr>
     </w:lvl>
   </w:abstractNum>
-  <w:abstractNum w:abstractNumId="45" w15:restartNumberingAfterBreak="0">
+  <w:abstractNum w:abstractNumId="46" w15:restartNumberingAfterBreak="0">
     <w:nsid w:val="71B20141"/>
     <w:multiLevelType w:val="multilevel"/>
     <w:tmpl w:val="DA56D188"/>
@@ -4274,7 +4373,7 @@
       </w:pPr>
     </w:lvl>
   </w:abstractNum>
-  <w:abstractNum w:abstractNumId="46" w15:restartNumberingAfterBreak="0">
+  <w:abstractNum w:abstractNumId="47" w15:restartNumberingAfterBreak="0">
     <w:nsid w:val="79911088"/>
     <w:multiLevelType w:val="hybridMultilevel"/>
     <w:tmpl w:val="B89254AA"/>
@@ -4387,7 +4486,7 @@
       </w:rPr>
     </w:lvl>
   </w:abstractNum>
-  <w:abstractNum w:abstractNumId="47" w15:restartNumberingAfterBreak="0">
+  <w:abstractNum w:abstractNumId="48" w15:restartNumberingAfterBreak="0">
     <w:nsid w:val="7AB96F1E"/>
     <w:multiLevelType w:val="multilevel"/>
     <w:tmpl w:val="ADE00300"/>
@@ -4544,7 +4643,7 @@
     <w:abstractNumId w:val="20"/>
   </w:num>
   <w:num w:numId="6" w16cid:durableId="1838960943">
-    <w:abstractNumId w:val="37"/>
+    <w:abstractNumId w:val="38"/>
   </w:num>
   <w:num w:numId="7" w16cid:durableId="433525215">
     <w:abstractNumId w:val="27"/>
@@ -4562,10 +4661,10 @@
     <w:abstractNumId w:val="25"/>
   </w:num>
   <w:num w:numId="12" w16cid:durableId="256251686">
-    <w:abstractNumId w:val="47"/>
+    <w:abstractNumId w:val="48"/>
   </w:num>
   <w:num w:numId="13" w16cid:durableId="691957303">
-    <w:abstractNumId w:val="41"/>
+    <w:abstractNumId w:val="42"/>
   </w:num>
   <w:num w:numId="14" w16cid:durableId="1525899451">
     <w:abstractNumId w:val="15"/>
@@ -4589,19 +4688,19 @@
     <w:abstractNumId w:val="1"/>
   </w:num>
   <w:num w:numId="21" w16cid:durableId="1121529744">
-    <w:abstractNumId w:val="39"/>
+    <w:abstractNumId w:val="40"/>
   </w:num>
   <w:num w:numId="22" w16cid:durableId="1798137864">
     <w:abstractNumId w:val="26"/>
   </w:num>
   <w:num w:numId="23" w16cid:durableId="1779257436">
-    <w:abstractNumId w:val="36"/>
+    <w:abstractNumId w:val="37"/>
   </w:num>
   <w:num w:numId="24" w16cid:durableId="1183587751">
     <w:abstractNumId w:val="35"/>
   </w:num>
   <w:num w:numId="25" w16cid:durableId="1894536636">
-    <w:abstractNumId w:val="38"/>
+    <w:abstractNumId w:val="39"/>
   </w:num>
   <w:num w:numId="26" w16cid:durableId="26760087">
     <w:abstractNumId w:val="7"/>
@@ -4637,10 +4736,10 @@
     </w:lvlOverride>
   </w:num>
   <w:num w:numId="28" w16cid:durableId="1949238392">
-    <w:abstractNumId w:val="46"/>
+    <w:abstractNumId w:val="47"/>
   </w:num>
   <w:num w:numId="29" w16cid:durableId="1743331392">
-    <w:abstractNumId w:val="44"/>
+    <w:abstractNumId w:val="45"/>
   </w:num>
   <w:num w:numId="30" w16cid:durableId="1627857107">
     <w:abstractNumId w:val="14"/>
@@ -4652,7 +4751,7 @@
     <w:abstractNumId w:val="2"/>
   </w:num>
   <w:num w:numId="33" w16cid:durableId="1368722007">
-    <w:abstractNumId w:val="40"/>
+    <w:abstractNumId w:val="41"/>
   </w:num>
   <w:num w:numId="34" w16cid:durableId="1451050552">
     <w:abstractNumId w:val="3"/>
@@ -4664,7 +4763,7 @@
     <w:abstractNumId w:val="28"/>
   </w:num>
   <w:num w:numId="37" w16cid:durableId="464664525">
-    <w:abstractNumId w:val="42"/>
+    <w:abstractNumId w:val="43"/>
   </w:num>
   <w:num w:numId="38" w16cid:durableId="2121295783">
     <w:abstractNumId w:val="16"/>
@@ -4688,13 +4787,13 @@
     <w:abstractNumId w:val="33"/>
   </w:num>
   <w:num w:numId="45" w16cid:durableId="147476374">
-    <w:abstractNumId w:val="43"/>
+    <w:abstractNumId w:val="44"/>
   </w:num>
   <w:num w:numId="46" w16cid:durableId="54352480">
     <w:abstractNumId w:val="34"/>
   </w:num>
   <w:num w:numId="47" w16cid:durableId="908464858">
-    <w:abstractNumId w:val="45"/>
+    <w:abstractNumId w:val="46"/>
   </w:num>
   <w:num w:numId="48" w16cid:durableId="1159688279">
     <w:abstractNumId w:val="29"/>
@@ -4704,6 +4803,9 @@
   </w:num>
   <w:num w:numId="50" w16cid:durableId="1124008440">
     <w:abstractNumId w:val="19"/>
+  </w:num>
+  <w:num w:numId="51" w16cid:durableId="787310518">
+    <w:abstractNumId w:val="36"/>
   </w:num>
 </w:numbering>
 </file>
@@ -5104,7 +5206,7 @@
     <w:lsdException w:name="Unresolved Mention" w:semiHidden="1" w:unhideWhenUsed="1"/>
     <w:lsdException w:name="Smart Link" w:semiHidden="1" w:unhideWhenUsed="1"/>
   </w:latentStyles>
-  <w:style w:type="paragraph" w:default="1" w:styleId="a3">
+  <w:style w:type="paragraph" w:default="1" w:styleId="a">
     <w:name w:val="Normal"/>
     <w:rsid w:val="002D30B7"/>
     <w:pPr>
@@ -5115,15 +5217,15 @@
       <w:sz w:val="24"/>
     </w:rPr>
   </w:style>
-  <w:style w:type="paragraph" w:styleId="1">
+  <w:style w:type="paragraph" w:styleId="1a">
     <w:name w:val="heading 1"/>
-    <w:next w:val="a3"/>
-    <w:link w:val="1a"/>
+    <w:next w:val="a"/>
+    <w:link w:val="1b"/>
     <w:uiPriority w:val="9"/>
     <w:rsid w:val="00471384"/>
     <w:pPr>
       <w:numPr>
-        <w:numId w:val="35"/>
+        <w:numId w:val="33"/>
       </w:numPr>
       <w:spacing w:before="600" w:after="0" w:line="360" w:lineRule="auto"/>
       <w:outlineLvl w:val="0"/>
@@ -5137,17 +5239,17 @@
       <w:szCs w:val="32"/>
     </w:rPr>
   </w:style>
-  <w:style w:type="paragraph" w:styleId="2">
+  <w:style w:type="paragraph" w:styleId="22">
     <w:name w:val="heading 2"/>
-    <w:next w:val="a3"/>
-    <w:link w:val="25"/>
+    <w:next w:val="a"/>
+    <w:link w:val="26"/>
     <w:uiPriority w:val="9"/>
     <w:unhideWhenUsed/>
     <w:rsid w:val="00471384"/>
     <w:pPr>
       <w:numPr>
         <w:ilvl w:val="1"/>
-        <w:numId w:val="35"/>
+        <w:numId w:val="33"/>
       </w:numPr>
       <w:spacing w:before="320" w:after="0" w:line="360" w:lineRule="auto"/>
       <w:outlineLvl w:val="1"/>
@@ -5163,11 +5265,11 @@
   </w:style>
   <w:style w:type="paragraph" w:styleId="30">
     <w:name w:val="heading 3"/>
-    <w:next w:val="a3"/>
+    <w:next w:val="a"/>
     <w:link w:val="31"/>
     <w:uiPriority w:val="9"/>
     <w:unhideWhenUsed/>
-    <w:rsid w:val="006970CA"/>
+    <w:rsid w:val="00C63DBF"/>
     <w:pPr>
       <w:numPr>
         <w:ilvl w:val="2"/>
@@ -5187,7 +5289,7 @@
   </w:style>
   <w:style w:type="paragraph" w:styleId="4">
     <w:name w:val="heading 4"/>
-    <w:next w:val="a3"/>
+    <w:next w:val="a"/>
     <w:link w:val="41"/>
     <w:uiPriority w:val="9"/>
     <w:unhideWhenUsed/>
@@ -5195,7 +5297,7 @@
     <w:pPr>
       <w:numPr>
         <w:ilvl w:val="3"/>
-        <w:numId w:val="37"/>
+        <w:numId w:val="33"/>
       </w:numPr>
       <w:spacing w:before="280" w:after="0" w:line="360" w:lineRule="auto"/>
       <w:outlineLvl w:val="3"/>
@@ -5209,18 +5311,21 @@
       <w:szCs w:val="24"/>
     </w:rPr>
   </w:style>
-  <w:style w:type="paragraph" w:styleId="50">
+  <w:style w:type="paragraph" w:styleId="5">
     <w:name w:val="heading 5"/>
-    <w:basedOn w:val="a3"/>
-    <w:next w:val="a3"/>
+    <w:basedOn w:val="a"/>
+    <w:next w:val="a"/>
     <w:link w:val="51"/>
     <w:uiPriority w:val="9"/>
     <w:unhideWhenUsed/>
     <w:qFormat/>
     <w:rsid w:val="00896DFD"/>
     <w:pPr>
+      <w:numPr>
+        <w:ilvl w:val="4"/>
+        <w:numId w:val="33"/>
+      </w:numPr>
       <w:spacing w:before="280" w:after="0" w:line="360" w:lineRule="auto"/>
-      <w:ind w:firstLine="0"/>
       <w:outlineLvl w:val="4"/>
     </w:pPr>
     <w:rPr>
@@ -5233,8 +5338,8 @@
   </w:style>
   <w:style w:type="paragraph" w:styleId="60">
     <w:name w:val="heading 6"/>
-    <w:basedOn w:val="a3"/>
-    <w:next w:val="a3"/>
+    <w:basedOn w:val="a"/>
+    <w:next w:val="a"/>
     <w:link w:val="61"/>
     <w:uiPriority w:val="9"/>
     <w:semiHidden/>
@@ -5242,8 +5347,11 @@
     <w:qFormat/>
     <w:rsid w:val="00896DFD"/>
     <w:pPr>
+      <w:numPr>
+        <w:ilvl w:val="5"/>
+        <w:numId w:val="33"/>
+      </w:numPr>
       <w:spacing w:before="280" w:after="80" w:line="360" w:lineRule="auto"/>
-      <w:ind w:firstLine="0"/>
       <w:outlineLvl w:val="5"/>
     </w:pPr>
     <w:rPr>
@@ -5256,8 +5364,8 @@
   </w:style>
   <w:style w:type="paragraph" w:styleId="70">
     <w:name w:val="heading 7"/>
-    <w:basedOn w:val="a3"/>
-    <w:next w:val="a3"/>
+    <w:basedOn w:val="a"/>
+    <w:next w:val="a"/>
     <w:link w:val="71"/>
     <w:uiPriority w:val="9"/>
     <w:semiHidden/>
@@ -5265,8 +5373,11 @@
     <w:qFormat/>
     <w:rsid w:val="00896DFD"/>
     <w:pPr>
+      <w:numPr>
+        <w:ilvl w:val="6"/>
+        <w:numId w:val="33"/>
+      </w:numPr>
       <w:spacing w:before="280" w:after="0" w:line="360" w:lineRule="auto"/>
-      <w:ind w:firstLine="0"/>
       <w:outlineLvl w:val="6"/>
     </w:pPr>
     <w:rPr>
@@ -5281,8 +5392,8 @@
   </w:style>
   <w:style w:type="paragraph" w:styleId="80">
     <w:name w:val="heading 8"/>
-    <w:basedOn w:val="a3"/>
-    <w:next w:val="a3"/>
+    <w:basedOn w:val="a"/>
+    <w:next w:val="a"/>
     <w:link w:val="81"/>
     <w:uiPriority w:val="9"/>
     <w:semiHidden/>
@@ -5290,8 +5401,11 @@
     <w:qFormat/>
     <w:rsid w:val="00896DFD"/>
     <w:pPr>
+      <w:numPr>
+        <w:ilvl w:val="7"/>
+        <w:numId w:val="33"/>
+      </w:numPr>
       <w:spacing w:before="280" w:after="0" w:line="360" w:lineRule="auto"/>
-      <w:ind w:firstLine="0"/>
       <w:outlineLvl w:val="7"/>
     </w:pPr>
     <w:rPr>
@@ -5306,8 +5420,8 @@
   </w:style>
   <w:style w:type="paragraph" w:styleId="90">
     <w:name w:val="heading 9"/>
-    <w:basedOn w:val="a3"/>
-    <w:next w:val="a3"/>
+    <w:basedOn w:val="a"/>
+    <w:next w:val="a"/>
     <w:link w:val="91"/>
     <w:uiPriority w:val="9"/>
     <w:semiHidden/>
@@ -5315,8 +5429,11 @@
     <w:qFormat/>
     <w:rsid w:val="00896DFD"/>
     <w:pPr>
+      <w:numPr>
+        <w:ilvl w:val="8"/>
+        <w:numId w:val="33"/>
+      </w:numPr>
       <w:spacing w:before="280" w:after="0" w:line="360" w:lineRule="auto"/>
-      <w:ind w:firstLine="0"/>
       <w:outlineLvl w:val="8"/>
     </w:pPr>
     <w:rPr>
@@ -5327,13 +5444,13 @@
       <w:szCs w:val="18"/>
     </w:rPr>
   </w:style>
-  <w:style w:type="character" w:default="1" w:styleId="a4">
+  <w:style w:type="character" w:default="1" w:styleId="a0">
     <w:name w:val="Default Paragraph Font"/>
     <w:uiPriority w:val="1"/>
     <w:semiHidden/>
     <w:unhideWhenUsed/>
   </w:style>
-  <w:style w:type="table" w:default="1" w:styleId="a5">
+  <w:style w:type="table" w:default="1" w:styleId="a1">
     <w:name w:val="Normal Table"/>
     <w:uiPriority w:val="99"/>
     <w:semiHidden/>
@@ -5348,16 +5465,16 @@
       </w:tblCellMar>
     </w:tblPr>
   </w:style>
-  <w:style w:type="numbering" w:default="1" w:styleId="a6">
+  <w:style w:type="numbering" w:default="1" w:styleId="a2">
     <w:name w:val="No List"/>
     <w:uiPriority w:val="99"/>
     <w:semiHidden/>
     <w:unhideWhenUsed/>
   </w:style>
-  <w:style w:type="character" w:customStyle="1" w:styleId="1a">
+  <w:style w:type="character" w:customStyle="1" w:styleId="1b">
     <w:name w:val="标题 1 字符"/>
-    <w:basedOn w:val="a4"/>
-    <w:link w:val="1"/>
+    <w:basedOn w:val="a0"/>
+    <w:link w:val="1a"/>
     <w:uiPriority w:val="9"/>
     <w:rsid w:val="00411C5D"/>
     <w:rPr>
@@ -5369,10 +5486,10 @@
       <w:szCs w:val="32"/>
     </w:rPr>
   </w:style>
-  <w:style w:type="character" w:customStyle="1" w:styleId="25">
+  <w:style w:type="character" w:customStyle="1" w:styleId="26">
     <w:name w:val="标题 2 字符"/>
-    <w:basedOn w:val="a4"/>
-    <w:link w:val="2"/>
+    <w:basedOn w:val="a0"/>
+    <w:link w:val="22"/>
     <w:uiPriority w:val="9"/>
     <w:rsid w:val="00896DFD"/>
     <w:rPr>
@@ -5386,7 +5503,7 @@
   </w:style>
   <w:style w:type="character" w:customStyle="1" w:styleId="31">
     <w:name w:val="标题 3 字符"/>
-    <w:basedOn w:val="a4"/>
+    <w:basedOn w:val="a0"/>
     <w:link w:val="30"/>
     <w:uiPriority w:val="9"/>
     <w:rsid w:val="00896DFD"/>
@@ -5401,7 +5518,7 @@
   </w:style>
   <w:style w:type="character" w:customStyle="1" w:styleId="41">
     <w:name w:val="标题 4 字符"/>
-    <w:basedOn w:val="a4"/>
+    <w:basedOn w:val="a0"/>
     <w:link w:val="4"/>
     <w:uiPriority w:val="9"/>
     <w:rsid w:val="00896DFD"/>
@@ -5416,8 +5533,8 @@
   </w:style>
   <w:style w:type="character" w:customStyle="1" w:styleId="51">
     <w:name w:val="标题 5 字符"/>
-    <w:basedOn w:val="a4"/>
-    <w:link w:val="50"/>
+    <w:basedOn w:val="a0"/>
+    <w:link w:val="5"/>
     <w:uiPriority w:val="9"/>
     <w:rsid w:val="00896DFD"/>
     <w:rPr>
@@ -5430,7 +5547,7 @@
   </w:style>
   <w:style w:type="character" w:customStyle="1" w:styleId="61">
     <w:name w:val="标题 6 字符"/>
-    <w:basedOn w:val="a4"/>
+    <w:basedOn w:val="a0"/>
     <w:link w:val="60"/>
     <w:uiPriority w:val="9"/>
     <w:semiHidden/>
@@ -5445,7 +5562,7 @@
   </w:style>
   <w:style w:type="character" w:customStyle="1" w:styleId="71">
     <w:name w:val="标题 7 字符"/>
-    <w:basedOn w:val="a4"/>
+    <w:basedOn w:val="a0"/>
     <w:link w:val="70"/>
     <w:uiPriority w:val="9"/>
     <w:semiHidden/>
@@ -5462,7 +5579,7 @@
   </w:style>
   <w:style w:type="character" w:customStyle="1" w:styleId="81">
     <w:name w:val="标题 8 字符"/>
-    <w:basedOn w:val="a4"/>
+    <w:basedOn w:val="a0"/>
     <w:link w:val="80"/>
     <w:uiPriority w:val="9"/>
     <w:semiHidden/>
@@ -5479,7 +5596,7 @@
   </w:style>
   <w:style w:type="character" w:customStyle="1" w:styleId="91">
     <w:name w:val="标题 9 字符"/>
-    <w:basedOn w:val="a4"/>
+    <w:basedOn w:val="a0"/>
     <w:link w:val="90"/>
     <w:uiPriority w:val="9"/>
     <w:semiHidden/>
@@ -5492,11 +5609,11 @@
       <w:szCs w:val="18"/>
     </w:rPr>
   </w:style>
-  <w:style w:type="paragraph" w:styleId="a7">
+  <w:style w:type="paragraph" w:styleId="a3">
     <w:name w:val="Intense Quote"/>
-    <w:basedOn w:val="a3"/>
-    <w:next w:val="a3"/>
-    <w:link w:val="a8"/>
+    <w:basedOn w:val="a"/>
+    <w:next w:val="a"/>
+    <w:link w:val="a4"/>
     <w:uiPriority w:val="30"/>
     <w:qFormat/>
     <w:rsid w:val="00896DFD"/>
@@ -5513,10 +5630,10 @@
       <w:szCs w:val="20"/>
     </w:rPr>
   </w:style>
-  <w:style w:type="character" w:customStyle="1" w:styleId="a8">
+  <w:style w:type="character" w:customStyle="1" w:styleId="a4">
     <w:name w:val="明显引用 字符"/>
-    <w:basedOn w:val="a4"/>
-    <w:link w:val="a7"/>
+    <w:basedOn w:val="a0"/>
+    <w:link w:val="a3"/>
     <w:uiPriority w:val="30"/>
     <w:rsid w:val="00896DFD"/>
     <w:rPr>
@@ -5527,10 +5644,10 @@
       <w:szCs w:val="20"/>
     </w:rPr>
   </w:style>
-  <w:style w:type="paragraph" w:styleId="a9">
+  <w:style w:type="paragraph" w:styleId="a5">
     <w:name w:val="caption"/>
-    <w:basedOn w:val="a3"/>
-    <w:next w:val="a3"/>
+    <w:basedOn w:val="a"/>
+    <w:next w:val="a"/>
     <w:uiPriority w:val="35"/>
     <w:semiHidden/>
     <w:unhideWhenUsed/>
@@ -5543,15 +5660,6 @@
       <w:szCs w:val="18"/>
     </w:rPr>
   </w:style>
-  <w:style w:type="paragraph" w:styleId="aa">
-    <w:name w:val="No Spacing"/>
-    <w:uiPriority w:val="1"/>
-    <w:qFormat/>
-    <w:rsid w:val="00896DFD"/>
-    <w:pPr>
-      <w:spacing w:after="0" w:line="240" w:lineRule="auto"/>
-    </w:pPr>
-  </w:style>
   <w:style w:type="numbering" w:customStyle="1" w:styleId="14">
     <w:name w:val="当前列表14"/>
     <w:uiPriority w:val="99"/>
@@ -5562,7 +5670,7 @@
       </w:numPr>
     </w:pPr>
   </w:style>
-  <w:style w:type="character" w:styleId="ab">
+  <w:style w:type="character" w:styleId="a6">
     <w:name w:val="Subtle Emphasis"/>
     <w:uiPriority w:val="19"/>
     <w:qFormat/>
@@ -5575,8 +5683,8 @@
   </w:style>
   <w:style w:type="paragraph" w:styleId="TOC">
     <w:name w:val="TOC Heading"/>
-    <w:basedOn w:val="1"/>
-    <w:next w:val="a3"/>
+    <w:basedOn w:val="1a"/>
+    <w:next w:val="a"/>
     <w:uiPriority w:val="39"/>
     <w:semiHidden/>
     <w:unhideWhenUsed/>
@@ -5586,7 +5694,7 @@
       <w:outlineLvl w:val="9"/>
     </w:pPr>
   </w:style>
-  <w:style w:type="numbering" w:customStyle="1" w:styleId="10">
+  <w:style w:type="numbering" w:customStyle="1" w:styleId="1">
     <w:name w:val="当前列表1"/>
     <w:uiPriority w:val="99"/>
     <w:rsid w:val="00FF2008"/>
@@ -5596,7 +5704,7 @@
       </w:numPr>
     </w:pPr>
   </w:style>
-  <w:style w:type="numbering" w:customStyle="1" w:styleId="22">
+  <w:style w:type="numbering" w:customStyle="1" w:styleId="2">
     <w:name w:val="当前列表2"/>
     <w:uiPriority w:val="99"/>
     <w:rsid w:val="00FF2008"/>
@@ -5618,7 +5726,7 @@
   </w:style>
   <w:style w:type="numbering" w:styleId="111111">
     <w:name w:val="Outline List 2"/>
-    <w:basedOn w:val="a6"/>
+    <w:basedOn w:val="a2"/>
     <w:uiPriority w:val="99"/>
     <w:semiHidden/>
     <w:unhideWhenUsed/>
@@ -5631,7 +5739,7 @@
   </w:style>
   <w:style w:type="numbering" w:styleId="1111110">
     <w:name w:val="Outline List 1"/>
-    <w:basedOn w:val="a6"/>
+    <w:basedOn w:val="a2"/>
     <w:uiPriority w:val="99"/>
     <w:semiHidden/>
     <w:unhideWhenUsed/>
@@ -5652,7 +5760,7 @@
       </w:numPr>
     </w:pPr>
   </w:style>
-  <w:style w:type="numbering" w:customStyle="1" w:styleId="5">
+  <w:style w:type="numbering" w:customStyle="1" w:styleId="50">
     <w:name w:val="当前列表5"/>
     <w:uiPriority w:val="99"/>
     <w:rsid w:val="00F35DA7"/>
@@ -5662,9 +5770,9 @@
       </w:numPr>
     </w:pPr>
   </w:style>
-  <w:style w:type="table" w:styleId="ac">
+  <w:style w:type="table" w:styleId="a7">
     <w:name w:val="Table Grid"/>
-    <w:basedOn w:val="a5"/>
+    <w:basedOn w:val="a1"/>
     <w:uiPriority w:val="39"/>
     <w:rsid w:val="00C159C8"/>
     <w:pPr>
@@ -5683,7 +5791,7 @@
   </w:style>
   <w:style w:type="table" w:customStyle="1" w:styleId="BiddingTable">
     <w:name w:val="BiddingTable"/>
-    <w:basedOn w:val="a5"/>
+    <w:basedOn w:val="a1"/>
     <w:uiPriority w:val="99"/>
     <w:rsid w:val="005307D7"/>
     <w:pPr>
@@ -5747,7 +5855,7 @@
       </w:numPr>
     </w:pPr>
   </w:style>
-  <w:style w:type="numbering" w:customStyle="1" w:styleId="100">
+  <w:style w:type="numbering" w:customStyle="1" w:styleId="10">
     <w:name w:val="当前列表10"/>
     <w:uiPriority w:val="99"/>
     <w:rsid w:val="007E7501"/>
@@ -5807,24 +5915,6 @@
       </w:numPr>
     </w:pPr>
   </w:style>
-  <w:style w:type="paragraph" w:customStyle="1" w:styleId="a">
-    <w:name w:val="一级标题"/>
-    <w:rsid w:val="00A25D42"/>
-    <w:pPr>
-      <w:numPr>
-        <w:numId w:val="50"/>
-      </w:numPr>
-    </w:pPr>
-    <w:rPr>
-      <w:rFonts w:asciiTheme="majorHAnsi" w:eastAsia="黑体" w:hAnsiTheme="majorHAnsi" w:cstheme="majorBidi"/>
-      <w:b/>
-      <w:bCs/>
-      <w:iCs/>
-      <w:sz w:val="36"/>
-      <w:szCs w:val="32"/>
-      <w:lang w:val="en-CA"/>
-    </w:rPr>
-  </w:style>
   <w:style w:type="numbering" w:customStyle="1" w:styleId="17">
     <w:name w:val="当前列表17"/>
     <w:uiPriority w:val="99"/>
@@ -5834,24 +5924,6 @@
         <w:numId w:val="38"/>
       </w:numPr>
     </w:pPr>
-  </w:style>
-  <w:style w:type="paragraph" w:customStyle="1" w:styleId="a0">
-    <w:name w:val="二级标题"/>
-    <w:rsid w:val="00A25D42"/>
-    <w:pPr>
-      <w:numPr>
-        <w:ilvl w:val="1"/>
-        <w:numId w:val="50"/>
-      </w:numPr>
-    </w:pPr>
-    <w:rPr>
-      <w:rFonts w:asciiTheme="majorHAnsi" w:eastAsia="黑体" w:hAnsiTheme="majorHAnsi" w:cstheme="majorBidi"/>
-      <w:b/>
-      <w:bCs/>
-      <w:iCs/>
-      <w:sz w:val="30"/>
-      <w:szCs w:val="32"/>
-    </w:rPr>
   </w:style>
   <w:style w:type="numbering" w:customStyle="1" w:styleId="18">
     <w:name w:val="当前列表18"/>
@@ -5863,25 +5935,6 @@
       </w:numPr>
     </w:pPr>
   </w:style>
-  <w:style w:type="paragraph" w:customStyle="1" w:styleId="a1">
-    <w:name w:val="三级标题"/>
-    <w:rsid w:val="00A25D42"/>
-    <w:pPr>
-      <w:numPr>
-        <w:ilvl w:val="2"/>
-        <w:numId w:val="50"/>
-      </w:numPr>
-    </w:pPr>
-    <w:rPr>
-      <w:rFonts w:asciiTheme="majorHAnsi" w:eastAsia="黑体" w:hAnsiTheme="majorHAnsi" w:cstheme="majorBidi"/>
-      <w:b/>
-      <w:bCs/>
-      <w:iCs/>
-      <w:sz w:val="28"/>
-      <w:szCs w:val="32"/>
-      <w:lang w:val="en-CA"/>
-    </w:rPr>
-  </w:style>
   <w:style w:type="numbering" w:customStyle="1" w:styleId="19">
     <w:name w:val="当前列表19"/>
     <w:uiPriority w:val="99"/>
@@ -5891,25 +5944,6 @@
         <w:numId w:val="42"/>
       </w:numPr>
     </w:pPr>
-  </w:style>
-  <w:style w:type="paragraph" w:customStyle="1" w:styleId="a2">
-    <w:name w:val="四级标题"/>
-    <w:rsid w:val="00A25D42"/>
-    <w:pPr>
-      <w:numPr>
-        <w:ilvl w:val="3"/>
-        <w:numId w:val="50"/>
-      </w:numPr>
-    </w:pPr>
-    <w:rPr>
-      <w:rFonts w:asciiTheme="majorHAnsi" w:eastAsia="黑体" w:hAnsiTheme="majorHAnsi" w:cstheme="majorBidi"/>
-      <w:b/>
-      <w:bCs/>
-      <w:iCs/>
-      <w:sz w:val="21"/>
-      <w:szCs w:val="32"/>
-      <w:lang w:val="en-CA"/>
-    </w:rPr>
   </w:style>
   <w:style w:type="numbering" w:customStyle="1" w:styleId="20">
     <w:name w:val="当前列表20"/>
@@ -5958,6 +5992,16 @@
     <w:pPr>
       <w:numPr>
         <w:numId w:val="49"/>
+      </w:numPr>
+    </w:pPr>
+  </w:style>
+  <w:style w:type="numbering" w:customStyle="1" w:styleId="25">
+    <w:name w:val="当前列表25"/>
+    <w:uiPriority w:val="99"/>
+    <w:rsid w:val="00C63DBF"/>
+    <w:pPr>
+      <w:numPr>
+        <w:numId w:val="51"/>
       </w:numPr>
     </w:pPr>
   </w:style>
